--- a/media/images/modulo2/aula3-quadro-sintese.docx
+++ b/media/images/modulo2/aula3-quadro-sintese.docx
@@ -870,7 +870,12 @@
     </w:tbl>
     <w:p/>
     <w:sectPr>
-      <w:headerReference w:type="default" r:id="rId7"/>
+      <w:headerReference w:type="even" r:id="rId7"/>
+      <w:headerReference w:type="default" r:id="rId8"/>
+      <w:footerReference w:type="even" r:id="rId9"/>
+      <w:footerReference w:type="default" r:id="rId10"/>
+      <w:headerReference w:type="first" r:id="rId11"/>
+      <w:footerReference w:type="first" r:id="rId12"/>
       <w:pgSz w:w="15840" w:h="12240" w:orient="landscape"/>
       <w:pgMar w:top="1440" w:right="1440" w:bottom="1440" w:left="1440" w:header="708" w:footer="708" w:gutter="0"/>
       <w:cols w:space="708"/>
@@ -905,6 +910,36 @@
 </w:endnotes>
 </file>
 
+<file path=word/footer1.xml><?xml version="1.0" encoding="utf-8"?>
+<w:ftr xmlns:wpc="http://schemas.microsoft.com/office/word/2010/wordprocessingCanvas" xmlns:cx="http://schemas.microsoft.com/office/drawing/2014/chartex" xmlns:cx1="http://schemas.microsoft.com/office/drawing/2015/9/8/chartex" xmlns:cx2="http://schemas.microsoft.com/office/drawing/2015/10/21/chartex" xmlns:cx3="http://schemas.microsoft.com/office/drawing/2016/5/9/chartex" xmlns:cx4="http://schemas.microsoft.com/office/drawing/2016/5/10/chartex" xmlns:cx5="http://schemas.microsoft.com/office/drawing/2016/5/11/chartex" xmlns:cx6="http://schemas.microsoft.com/office/drawing/2016/5/12/chartex" xmlns:cx7="http://schemas.microsoft.com/office/drawing/2016/5/13/chartex" xmlns:cx8="http://schemas.microsoft.com/office/drawing/2016/5/14/chartex" xmlns:mc="http://schemas.openxmlformats.org/markup-compatibility/2006" xmlns:m="http://schemas.openxmlformats.org/officeDocument/2006/math" xmlns:aink="http://schemas.microsoft.com/office/drawing/2016/ink" xmlns:am3d="http://schemas.microsoft.com/office/drawing/2017/model3d" xmlns:oel="http://schemas.microsoft.com/office/2019/extlst" xmlns:r="http://schemas.openxmlformats.org/officeDocument/2006/relationships" xmlns:wp14="http://schemas.microsoft.com/office/word/2010/wordprocessingDrawing" xmlns:wp="http://schemas.openxmlformats.org/drawingml/2006/wordprocessingDrawing" xmlns:wpg="http://schemas.microsoft.com/office/word/2010/wordprocessingGroup" xmlns:wpi="http://schemas.microsoft.com/office/word/2010/wordprocessingInk" xmlns:wps="http://schemas.microsoft.com/office/word/2010/wordprocessingShape" xmlns:o="urn:schemas-microsoft-com:office:office" xmlns:v="urn:schemas-microsoft-com:vml" xmlns:w10="urn:schemas-microsoft-com:office:word" xmlns:w="http://schemas.openxmlformats.org/wordprocessingml/2006/main" xmlns:w14="http://schemas.microsoft.com/office/word/2010/wordml" xmlns:w15="http://schemas.microsoft.com/office/word/2012/wordml" xmlns:w16cex="http://schemas.microsoft.com/office/word/2018/wordml/cex" xmlns:w16cid="http://schemas.microsoft.com/office/word/2016/wordml/cid" xmlns:w16="http://schemas.microsoft.com/office/word/2018/wordml" xmlns:w16sdtdh="http://schemas.microsoft.com/office/word/2020/wordml/sdtdatahash" xmlns:w16sdtfl="http://schemas.microsoft.com/office/word/2024/wordml/sdtformatlock" xmlns:w16se="http://schemas.microsoft.com/office/word/2015/wordml/symex" xmlns:w16du="http://schemas.microsoft.com/office/word/2023/wordml/word16du" xmlns:wne="http://schemas.microsoft.com/office/word/2006/wordml" mc:Ignorable="w14 w15 w16se w16cid w16 w16cex w16sdtdh w16sdtfl w16du wp14">
+  <w:p>
+    <w:pPr>
+      <w:pStyle w:val="Footer"/>
+    </w:pPr>
+  </w:p>
+</w:ftr>
+</file>
+
+<file path=word/footer2.xml><?xml version="1.0" encoding="utf-8"?>
+<w:ftr xmlns:wpc="http://schemas.microsoft.com/office/word/2010/wordprocessingCanvas" xmlns:cx="http://schemas.microsoft.com/office/drawing/2014/chartex" xmlns:cx1="http://schemas.microsoft.com/office/drawing/2015/9/8/chartex" xmlns:cx2="http://schemas.microsoft.com/office/drawing/2015/10/21/chartex" xmlns:cx3="http://schemas.microsoft.com/office/drawing/2016/5/9/chartex" xmlns:cx4="http://schemas.microsoft.com/office/drawing/2016/5/10/chartex" xmlns:cx5="http://schemas.microsoft.com/office/drawing/2016/5/11/chartex" xmlns:cx6="http://schemas.microsoft.com/office/drawing/2016/5/12/chartex" xmlns:cx7="http://schemas.microsoft.com/office/drawing/2016/5/13/chartex" xmlns:cx8="http://schemas.microsoft.com/office/drawing/2016/5/14/chartex" xmlns:mc="http://schemas.openxmlformats.org/markup-compatibility/2006" xmlns:m="http://schemas.openxmlformats.org/officeDocument/2006/math" xmlns:aink="http://schemas.microsoft.com/office/drawing/2016/ink" xmlns:am3d="http://schemas.microsoft.com/office/drawing/2017/model3d" xmlns:oel="http://schemas.microsoft.com/office/2019/extlst" xmlns:r="http://schemas.openxmlformats.org/officeDocument/2006/relationships" xmlns:wp14="http://schemas.microsoft.com/office/word/2010/wordprocessingDrawing" xmlns:wp="http://schemas.openxmlformats.org/drawingml/2006/wordprocessingDrawing" xmlns:wpg="http://schemas.microsoft.com/office/word/2010/wordprocessingGroup" xmlns:wpi="http://schemas.microsoft.com/office/word/2010/wordprocessingInk" xmlns:wps="http://schemas.microsoft.com/office/word/2010/wordprocessingShape" xmlns:o="urn:schemas-microsoft-com:office:office" xmlns:v="urn:schemas-microsoft-com:vml" xmlns:w10="urn:schemas-microsoft-com:office:word" xmlns:w="http://schemas.openxmlformats.org/wordprocessingml/2006/main" xmlns:w14="http://schemas.microsoft.com/office/word/2010/wordml" xmlns:w15="http://schemas.microsoft.com/office/word/2012/wordml" xmlns:w16cex="http://schemas.microsoft.com/office/word/2018/wordml/cex" xmlns:w16cid="http://schemas.microsoft.com/office/word/2016/wordml/cid" xmlns:w16="http://schemas.microsoft.com/office/word/2018/wordml" xmlns:w16sdtdh="http://schemas.microsoft.com/office/word/2020/wordml/sdtdatahash" xmlns:w16sdtfl="http://schemas.microsoft.com/office/word/2024/wordml/sdtformatlock" xmlns:w16se="http://schemas.microsoft.com/office/word/2015/wordml/symex" xmlns:w16du="http://schemas.microsoft.com/office/word/2023/wordml/word16du" xmlns:wne="http://schemas.microsoft.com/office/word/2006/wordml" mc:Ignorable="w14 w15 w16se w16cid w16 w16cex w16sdtdh w16sdtfl w16du wp14">
+  <w:p>
+    <w:pPr>
+      <w:pStyle w:val="Footer"/>
+    </w:pPr>
+  </w:p>
+</w:ftr>
+</file>
+
+<file path=word/footer3.xml><?xml version="1.0" encoding="utf-8"?>
+<w:ftr xmlns:wpc="http://schemas.microsoft.com/office/word/2010/wordprocessingCanvas" xmlns:cx="http://schemas.microsoft.com/office/drawing/2014/chartex" xmlns:cx1="http://schemas.microsoft.com/office/drawing/2015/9/8/chartex" xmlns:cx2="http://schemas.microsoft.com/office/drawing/2015/10/21/chartex" xmlns:cx3="http://schemas.microsoft.com/office/drawing/2016/5/9/chartex" xmlns:cx4="http://schemas.microsoft.com/office/drawing/2016/5/10/chartex" xmlns:cx5="http://schemas.microsoft.com/office/drawing/2016/5/11/chartex" xmlns:cx6="http://schemas.microsoft.com/office/drawing/2016/5/12/chartex" xmlns:cx7="http://schemas.microsoft.com/office/drawing/2016/5/13/chartex" xmlns:cx8="http://schemas.microsoft.com/office/drawing/2016/5/14/chartex" xmlns:mc="http://schemas.openxmlformats.org/markup-compatibility/2006" xmlns:m="http://schemas.openxmlformats.org/officeDocument/2006/math" xmlns:aink="http://schemas.microsoft.com/office/drawing/2016/ink" xmlns:am3d="http://schemas.microsoft.com/office/drawing/2017/model3d" xmlns:oel="http://schemas.microsoft.com/office/2019/extlst" xmlns:r="http://schemas.openxmlformats.org/officeDocument/2006/relationships" xmlns:wp14="http://schemas.microsoft.com/office/word/2010/wordprocessingDrawing" xmlns:wp="http://schemas.openxmlformats.org/drawingml/2006/wordprocessingDrawing" xmlns:wpg="http://schemas.microsoft.com/office/word/2010/wordprocessingGroup" xmlns:wpi="http://schemas.microsoft.com/office/word/2010/wordprocessingInk" xmlns:wps="http://schemas.microsoft.com/office/word/2010/wordprocessingShape" xmlns:o="urn:schemas-microsoft-com:office:office" xmlns:v="urn:schemas-microsoft-com:vml" xmlns:w10="urn:schemas-microsoft-com:office:word" xmlns:w="http://schemas.openxmlformats.org/wordprocessingml/2006/main" xmlns:w14="http://schemas.microsoft.com/office/word/2010/wordml" xmlns:w15="http://schemas.microsoft.com/office/word/2012/wordml" xmlns:w16cex="http://schemas.microsoft.com/office/word/2018/wordml/cex" xmlns:w16cid="http://schemas.microsoft.com/office/word/2016/wordml/cid" xmlns:w16="http://schemas.microsoft.com/office/word/2018/wordml" xmlns:w16sdtdh="http://schemas.microsoft.com/office/word/2020/wordml/sdtdatahash" xmlns:w16sdtfl="http://schemas.microsoft.com/office/word/2024/wordml/sdtformatlock" xmlns:w16se="http://schemas.microsoft.com/office/word/2015/wordml/symex" xmlns:w16du="http://schemas.microsoft.com/office/word/2023/wordml/word16du" xmlns:wne="http://schemas.microsoft.com/office/word/2006/wordml" mc:Ignorable="w14 w15 w16se w16cid w16 w16cex w16sdtdh w16sdtfl w16du wp14">
+  <w:p>
+    <w:pPr>
+      <w:pStyle w:val="Footer"/>
+    </w:pPr>
+  </w:p>
+</w:ftr>
+</file>
+
 <file path=word/footnotes.xml><?xml version="1.0" encoding="utf-8"?>
 <w:footnotes xmlns:wpc="http://schemas.microsoft.com/office/word/2010/wordprocessingCanvas" xmlns:cx="http://schemas.microsoft.com/office/drawing/2014/chartex" xmlns:cx1="http://schemas.microsoft.com/office/drawing/2015/9/8/chartex" xmlns:cx2="http://schemas.microsoft.com/office/drawing/2015/10/21/chartex" xmlns:cx3="http://schemas.microsoft.com/office/drawing/2016/5/9/chartex" xmlns:cx4="http://schemas.microsoft.com/office/drawing/2016/5/10/chartex" xmlns:cx5="http://schemas.microsoft.com/office/drawing/2016/5/11/chartex" xmlns:cx6="http://schemas.microsoft.com/office/drawing/2016/5/12/chartex" xmlns:cx7="http://schemas.microsoft.com/office/drawing/2016/5/13/chartex" xmlns:cx8="http://schemas.microsoft.com/office/drawing/2016/5/14/chartex" xmlns:mc="http://schemas.openxmlformats.org/markup-compatibility/2006" xmlns:m="http://schemas.openxmlformats.org/officeDocument/2006/math" xmlns:aink="http://schemas.microsoft.com/office/drawing/2016/ink" xmlns:am3d="http://schemas.microsoft.com/office/drawing/2017/model3d" xmlns:oel="http://schemas.microsoft.com/office/2019/extlst" xmlns:r="http://schemas.openxmlformats.org/officeDocument/2006/relationships" xmlns:wp14="http://schemas.microsoft.com/office/word/2010/wordprocessingDrawing" xmlns:wp="http://schemas.openxmlformats.org/drawingml/2006/wordprocessingDrawing" xmlns:wpg="http://schemas.microsoft.com/office/word/2010/wordprocessingGroup" xmlns:wpi="http://schemas.microsoft.com/office/word/2010/wordprocessingInk" xmlns:wps="http://schemas.microsoft.com/office/word/2010/wordprocessingShape" xmlns:o="urn:schemas-microsoft-com:office:office" xmlns:v="urn:schemas-microsoft-com:vml" xmlns:w10="urn:schemas-microsoft-com:office:word" xmlns:w="http://schemas.openxmlformats.org/wordprocessingml/2006/main" xmlns:w14="http://schemas.microsoft.com/office/word/2010/wordml" xmlns:w15="http://schemas.microsoft.com/office/word/2012/wordml" xmlns:w16cex="http://schemas.microsoft.com/office/word/2018/wordml/cex" xmlns:w16cid="http://schemas.microsoft.com/office/word/2016/wordml/cid" xmlns:w16="http://schemas.microsoft.com/office/word/2018/wordml" xmlns:w16sdtdh="http://schemas.microsoft.com/office/word/2020/wordml/sdtdatahash" xmlns:w16sdtfl="http://schemas.microsoft.com/office/word/2024/wordml/sdtformatlock" xmlns:w16se="http://schemas.microsoft.com/office/word/2015/wordml/symex" xmlns:w16du="http://schemas.microsoft.com/office/word/2023/wordml/word16du" xmlns:wne="http://schemas.microsoft.com/office/word/2006/wordml" mc:Ignorable="w14 w15 w16se w16cid w16 w16cex w16sdtdh w16sdtfl w16du wp14">
   <w:footnote w:type="separator" w:id="-1">
@@ -932,10 +967,21 @@
 
 <file path=word/header1.xml><?xml version="1.0" encoding="utf-8"?>
 <w:hdr xmlns:wpc="http://schemas.microsoft.com/office/word/2010/wordprocessingCanvas" xmlns:cx="http://schemas.microsoft.com/office/drawing/2014/chartex" xmlns:cx1="http://schemas.microsoft.com/office/drawing/2015/9/8/chartex" xmlns:cx2="http://schemas.microsoft.com/office/drawing/2015/10/21/chartex" xmlns:cx3="http://schemas.microsoft.com/office/drawing/2016/5/9/chartex" xmlns:cx4="http://schemas.microsoft.com/office/drawing/2016/5/10/chartex" xmlns:cx5="http://schemas.microsoft.com/office/drawing/2016/5/11/chartex" xmlns:cx6="http://schemas.microsoft.com/office/drawing/2016/5/12/chartex" xmlns:cx7="http://schemas.microsoft.com/office/drawing/2016/5/13/chartex" xmlns:cx8="http://schemas.microsoft.com/office/drawing/2016/5/14/chartex" xmlns:mc="http://schemas.openxmlformats.org/markup-compatibility/2006" xmlns:m="http://schemas.openxmlformats.org/officeDocument/2006/math" xmlns:aink="http://schemas.microsoft.com/office/drawing/2016/ink" xmlns:am3d="http://schemas.microsoft.com/office/drawing/2017/model3d" xmlns:oel="http://schemas.microsoft.com/office/2019/extlst" xmlns:r="http://schemas.openxmlformats.org/officeDocument/2006/relationships" xmlns:wp14="http://schemas.microsoft.com/office/word/2010/wordprocessingDrawing" xmlns:wp="http://schemas.openxmlformats.org/drawingml/2006/wordprocessingDrawing" xmlns:wpg="http://schemas.microsoft.com/office/word/2010/wordprocessingGroup" xmlns:wpi="http://schemas.microsoft.com/office/word/2010/wordprocessingInk" xmlns:wps="http://schemas.microsoft.com/office/word/2010/wordprocessingShape" xmlns:o="urn:schemas-microsoft-com:office:office" xmlns:v="urn:schemas-microsoft-com:vml" xmlns:w10="urn:schemas-microsoft-com:office:word" xmlns:w="http://schemas.openxmlformats.org/wordprocessingml/2006/main" xmlns:w14="http://schemas.microsoft.com/office/word/2010/wordml" xmlns:w15="http://schemas.microsoft.com/office/word/2012/wordml" xmlns:w16cex="http://schemas.microsoft.com/office/word/2018/wordml/cex" xmlns:w16cid="http://schemas.microsoft.com/office/word/2016/wordml/cid" xmlns:w16="http://schemas.microsoft.com/office/word/2018/wordml" xmlns:w16sdtdh="http://schemas.microsoft.com/office/word/2020/wordml/sdtdatahash" xmlns:w16sdtfl="http://schemas.microsoft.com/office/word/2024/wordml/sdtformatlock" xmlns:w16se="http://schemas.microsoft.com/office/word/2015/wordml/symex" xmlns:w16du="http://schemas.microsoft.com/office/word/2023/wordml/word16du" xmlns:wne="http://schemas.microsoft.com/office/word/2006/wordml" mc:Ignorable="w14 w15 w16se w16cid w16 w16cex w16sdtdh w16sdtfl w16du wp14">
+  <w:p>
+    <w:pPr>
+      <w:pStyle w:val="Header"/>
+    </w:pPr>
+  </w:p>
+</w:hdr>
+</file>
+
+<file path=word/header2.xml><?xml version="1.0" encoding="utf-8"?>
+<w:hdr xmlns:wpc="http://schemas.microsoft.com/office/word/2010/wordprocessingCanvas" xmlns:cx="http://schemas.microsoft.com/office/drawing/2014/chartex" xmlns:cx1="http://schemas.microsoft.com/office/drawing/2015/9/8/chartex" xmlns:cx2="http://schemas.microsoft.com/office/drawing/2015/10/21/chartex" xmlns:cx3="http://schemas.microsoft.com/office/drawing/2016/5/9/chartex" xmlns:cx4="http://schemas.microsoft.com/office/drawing/2016/5/10/chartex" xmlns:cx5="http://schemas.microsoft.com/office/drawing/2016/5/11/chartex" xmlns:cx6="http://schemas.microsoft.com/office/drawing/2016/5/12/chartex" xmlns:cx7="http://schemas.microsoft.com/office/drawing/2016/5/13/chartex" xmlns:cx8="http://schemas.microsoft.com/office/drawing/2016/5/14/chartex" xmlns:mc="http://schemas.openxmlformats.org/markup-compatibility/2006" xmlns:m="http://schemas.openxmlformats.org/officeDocument/2006/math" xmlns:aink="http://schemas.microsoft.com/office/drawing/2016/ink" xmlns:am3d="http://schemas.microsoft.com/office/drawing/2017/model3d" xmlns:oel="http://schemas.microsoft.com/office/2019/extlst" xmlns:r="http://schemas.openxmlformats.org/officeDocument/2006/relationships" xmlns:wp14="http://schemas.microsoft.com/office/word/2010/wordprocessingDrawing" xmlns:wp="http://schemas.openxmlformats.org/drawingml/2006/wordprocessingDrawing" xmlns:wpg="http://schemas.microsoft.com/office/word/2010/wordprocessingGroup" xmlns:wpi="http://schemas.microsoft.com/office/word/2010/wordprocessingInk" xmlns:wps="http://schemas.microsoft.com/office/word/2010/wordprocessingShape" xmlns:o="urn:schemas-microsoft-com:office:office" xmlns:v="urn:schemas-microsoft-com:vml" xmlns:w10="urn:schemas-microsoft-com:office:word" xmlns:w="http://schemas.openxmlformats.org/wordprocessingml/2006/main" xmlns:w14="http://schemas.microsoft.com/office/word/2010/wordml" xmlns:w15="http://schemas.microsoft.com/office/word/2012/wordml" xmlns:w16cex="http://schemas.microsoft.com/office/word/2018/wordml/cex" xmlns:w16cid="http://schemas.microsoft.com/office/word/2016/wordml/cid" xmlns:w16="http://schemas.microsoft.com/office/word/2018/wordml" xmlns:w16sdtdh="http://schemas.microsoft.com/office/word/2020/wordml/sdtdatahash" xmlns:w16sdtfl="http://schemas.microsoft.com/office/word/2024/wordml/sdtformatlock" xmlns:w16se="http://schemas.microsoft.com/office/word/2015/wordml/symex" xmlns:w16du="http://schemas.microsoft.com/office/word/2023/wordml/word16du" xmlns:wne="http://schemas.microsoft.com/office/word/2006/wordml" mc:Ignorable="w14 w15 w16se w16cid w16 w16cex w16sdtdh w16sdtfl w16du wp14">
   <w:tbl>
     <w:tblPr>
       <w:tblStyle w:val="TableGrid"/>
       <w:tblW w:w="0" w:type="auto"/>
+      <w:tblInd w:w="137" w:type="dxa"/>
       <w:tblBorders>
         <w:top w:val="none" w:sz="0" w:space="0" w:color="auto"/>
         <w:left w:val="none" w:sz="0" w:space="0" w:color="auto"/>
@@ -947,16 +993,17 @@
       <w:tblLook w:val="04A0" w:firstRow="1" w:lastRow="0" w:firstColumn="1" w:lastColumn="0" w:noHBand="0" w:noVBand="1"/>
     </w:tblPr>
     <w:tblGrid>
-      <w:gridCol w:w="1205"/>
-      <w:gridCol w:w="1283"/>
+      <w:gridCol w:w="1077"/>
+      <w:gridCol w:w="1196"/>
       <w:gridCol w:w="1336"/>
-      <w:gridCol w:w="1181"/>
-      <w:gridCol w:w="7955"/>
+      <w:gridCol w:w="1058"/>
+      <w:gridCol w:w="1905"/>
+      <w:gridCol w:w="6251"/>
     </w:tblGrid>
     <w:tr>
       <w:tc>
         <w:tcPr>
-          <w:tcW w:w="1133" w:type="dxa"/>
+          <w:tcW w:w="940" w:type="dxa"/>
           <w:vAlign w:val="center"/>
         </w:tcPr>
         <w:p>
@@ -969,8 +1016,8 @@
               <w:noProof/>
             </w:rPr>
             <w:drawing>
-              <wp:inline distT="0" distB="0" distL="0" distR="0" wp14:anchorId="064CBC7A" wp14:editId="05C10125">
-                <wp:extent cx="628328" cy="513471"/>
+              <wp:inline distT="0" distB="0" distL="0" distR="0" wp14:anchorId="064CBC7A" wp14:editId="585DF042">
+                <wp:extent cx="546963" cy="446979"/>
                 <wp:effectExtent l="0" t="0" r="0" b="0"/>
                 <wp:docPr id="903311749" name="Picture 1"/>
                 <wp:cNvGraphicFramePr>
@@ -992,7 +1039,7 @@
                       <pic:spPr>
                         <a:xfrm>
                           <a:off x="0" y="0"/>
-                          <a:ext cx="639684" cy="522751"/>
+                          <a:ext cx="571212" cy="466795"/>
                         </a:xfrm>
                         <a:prstGeom prst="rect">
                           <a:avLst/>
@@ -1008,7 +1055,7 @@
       </w:tc>
       <w:tc>
         <w:tcPr>
-          <w:tcW w:w="1134" w:type="dxa"/>
+          <w:tcW w:w="1196" w:type="dxa"/>
           <w:vAlign w:val="center"/>
         </w:tcPr>
         <w:p>
@@ -1021,9 +1068,9 @@
               <w:noProof/>
             </w:rPr>
             <w:drawing>
-              <wp:inline distT="0" distB="0" distL="0" distR="0" wp14:anchorId="35FD1ACB" wp14:editId="2FF56B50">
-                <wp:extent cx="677918" cy="302456"/>
-                <wp:effectExtent l="0" t="0" r="0" b="2540"/>
+              <wp:inline distT="0" distB="0" distL="0" distR="0" wp14:anchorId="35FD1ACB" wp14:editId="37900F23">
+                <wp:extent cx="618978" cy="276159"/>
+                <wp:effectExtent l="0" t="0" r="3810" b="3810"/>
                 <wp:docPr id="511725508" name="Picture 1"/>
                 <wp:cNvGraphicFramePr>
                   <a:graphicFrameLocks xmlns:a="http://schemas.openxmlformats.org/drawingml/2006/main" noChangeAspect="1"/>
@@ -1044,7 +1091,7 @@
                       <pic:spPr>
                         <a:xfrm>
                           <a:off x="0" y="0"/>
-                          <a:ext cx="703823" cy="314013"/>
+                          <a:ext cx="656421" cy="292864"/>
                         </a:xfrm>
                         <a:prstGeom prst="rect">
                           <a:avLst/>
@@ -1073,9 +1120,9 @@
               <w:noProof/>
             </w:rPr>
             <w:drawing>
-              <wp:inline distT="0" distB="0" distL="0" distR="0" wp14:anchorId="63843E25" wp14:editId="519CF35E">
-                <wp:extent cx="709930" cy="200115"/>
-                <wp:effectExtent l="0" t="0" r="1270" b="3175"/>
+              <wp:inline distT="0" distB="0" distL="0" distR="0" wp14:anchorId="63843E25" wp14:editId="651CA106">
+                <wp:extent cx="709295" cy="199936"/>
+                <wp:effectExtent l="0" t="0" r="1905" b="3810"/>
                 <wp:docPr id="430333122" name="Picture 1"/>
                 <wp:cNvGraphicFramePr>
                   <a:graphicFrameLocks xmlns:a="http://schemas.openxmlformats.org/drawingml/2006/main" noChangeAspect="1"/>
@@ -1096,7 +1143,7 @@
                       <pic:spPr>
                         <a:xfrm>
                           <a:off x="0" y="0"/>
-                          <a:ext cx="784680" cy="221185"/>
+                          <a:ext cx="840308" cy="236866"/>
                         </a:xfrm>
                         <a:prstGeom prst="rect">
                           <a:avLst/>
@@ -1112,7 +1159,7 @@
       </w:tc>
       <w:tc>
         <w:tcPr>
-          <w:tcW w:w="1075" w:type="dxa"/>
+          <w:tcW w:w="1059" w:type="dxa"/>
           <w:vAlign w:val="center"/>
         </w:tcPr>
         <w:p>
@@ -1121,14 +1168,11 @@
             <w:jc w:val="center"/>
           </w:pPr>
           <w:r>
-            <w:rPr>
-              <w:noProof/>
-            </w:rPr>
             <w:drawing>
-              <wp:inline distT="0" distB="0" distL="0" distR="0" wp14:anchorId="17DBE877" wp14:editId="7659DFDC">
-                <wp:extent cx="613094" cy="330591"/>
-                <wp:effectExtent l="0" t="0" r="0" b="0"/>
-                <wp:docPr id="996603131" name="Picture 1"/>
+              <wp:inline distT="0" distB="0" distL="0" distR="0" wp14:anchorId="6E1CA79A" wp14:editId="4120826E">
+                <wp:extent cx="500110" cy="261962"/>
+                <wp:effectExtent l="0" t="0" r="0" b="5080"/>
+                <wp:docPr id="621685974" name="Picture 1"/>
                 <wp:cNvGraphicFramePr>
                   <a:graphicFrameLocks xmlns:a="http://schemas.openxmlformats.org/drawingml/2006/main" noChangeAspect="1"/>
                 </wp:cNvGraphicFramePr>
@@ -1136,7 +1180,7 @@
                   <a:graphicData uri="http://schemas.openxmlformats.org/drawingml/2006/picture">
                     <pic:pic xmlns:pic="http://schemas.openxmlformats.org/drawingml/2006/picture">
                       <pic:nvPicPr>
-                        <pic:cNvPr id="996603131" name=""/>
+                        <pic:cNvPr id="621685974" name=""/>
                         <pic:cNvPicPr/>
                       </pic:nvPicPr>
                       <pic:blipFill>
@@ -1148,7 +1192,7 @@
                       <pic:spPr>
                         <a:xfrm>
                           <a:off x="0" y="0"/>
-                          <a:ext cx="647995" cy="349410"/>
+                          <a:ext cx="564984" cy="295943"/>
                         </a:xfrm>
                         <a:prstGeom prst="rect">
                           <a:avLst/>
@@ -1164,7 +1208,70 @@
       </w:tc>
       <w:tc>
         <w:tcPr>
-          <w:tcW w:w="8282" w:type="dxa"/>
+          <w:tcW w:w="1905" w:type="dxa"/>
+          <w:vAlign w:val="center"/>
+        </w:tcPr>
+        <w:p>
+          <w:pPr>
+            <w:pStyle w:val="Header"/>
+            <w:jc w:val="center"/>
+            <w:rPr>
+              <w:rFonts w:ascii="Montserrat" w:hAnsi="Montserrat"/>
+              <w:b/>
+              <w:bCs/>
+              <w:sz w:val="20"/>
+              <w:szCs w:val="20"/>
+            </w:rPr>
+          </w:pPr>
+          <w:r>
+            <w:rPr>
+              <w:rFonts w:ascii="Montserrat" w:hAnsi="Montserrat"/>
+              <w:b/>
+              <w:bCs/>
+              <w:sz w:val="20"/>
+              <w:szCs w:val="20"/>
+            </w:rPr>
+            <w:drawing>
+              <wp:inline distT="0" distB="0" distL="0" distR="0" wp14:anchorId="45B60031" wp14:editId="3BE61C4E">
+                <wp:extent cx="1072660" cy="214532"/>
+                <wp:effectExtent l="0" t="0" r="0" b="1905"/>
+                <wp:docPr id="96526696" name="Picture 1"/>
+                <wp:cNvGraphicFramePr>
+                  <a:graphicFrameLocks xmlns:a="http://schemas.openxmlformats.org/drawingml/2006/main" noChangeAspect="1"/>
+                </wp:cNvGraphicFramePr>
+                <a:graphic xmlns:a="http://schemas.openxmlformats.org/drawingml/2006/main">
+                  <a:graphicData uri="http://schemas.openxmlformats.org/drawingml/2006/picture">
+                    <pic:pic xmlns:pic="http://schemas.openxmlformats.org/drawingml/2006/picture">
+                      <pic:nvPicPr>
+                        <pic:cNvPr id="96526696" name=""/>
+                        <pic:cNvPicPr/>
+                      </pic:nvPicPr>
+                      <pic:blipFill>
+                        <a:blip r:embed="rId5"/>
+                        <a:stretch>
+                          <a:fillRect/>
+                        </a:stretch>
+                      </pic:blipFill>
+                      <pic:spPr>
+                        <a:xfrm>
+                          <a:off x="0" y="0"/>
+                          <a:ext cx="1167743" cy="233549"/>
+                        </a:xfrm>
+                        <a:prstGeom prst="rect">
+                          <a:avLst/>
+                        </a:prstGeom>
+                      </pic:spPr>
+                    </pic:pic>
+                  </a:graphicData>
+                </a:graphic>
+              </wp:inline>
+            </w:drawing>
+          </w:r>
+        </w:p>
+      </w:tc>
+      <w:tc>
+        <w:tcPr>
+          <w:tcW w:w="6377" w:type="dxa"/>
           <w:vAlign w:val="center"/>
         </w:tcPr>
         <w:p>
@@ -1239,6 +1346,16 @@
       <w:pStyle w:val="Header"/>
     </w:pPr>
   </w:p>
+  <w:p>
+    <w:pPr>
+      <w:pStyle w:val="Header"/>
+    </w:pPr>
+  </w:p>
+</w:hdr>
+</file>
+
+<file path=word/header3.xml><?xml version="1.0" encoding="utf-8"?>
+<w:hdr xmlns:wpc="http://schemas.microsoft.com/office/word/2010/wordprocessingCanvas" xmlns:cx="http://schemas.microsoft.com/office/drawing/2014/chartex" xmlns:cx1="http://schemas.microsoft.com/office/drawing/2015/9/8/chartex" xmlns:cx2="http://schemas.microsoft.com/office/drawing/2015/10/21/chartex" xmlns:cx3="http://schemas.microsoft.com/office/drawing/2016/5/9/chartex" xmlns:cx4="http://schemas.microsoft.com/office/drawing/2016/5/10/chartex" xmlns:cx5="http://schemas.microsoft.com/office/drawing/2016/5/11/chartex" xmlns:cx6="http://schemas.microsoft.com/office/drawing/2016/5/12/chartex" xmlns:cx7="http://schemas.microsoft.com/office/drawing/2016/5/13/chartex" xmlns:cx8="http://schemas.microsoft.com/office/drawing/2016/5/14/chartex" xmlns:mc="http://schemas.openxmlformats.org/markup-compatibility/2006" xmlns:m="http://schemas.openxmlformats.org/officeDocument/2006/math" xmlns:aink="http://schemas.microsoft.com/office/drawing/2016/ink" xmlns:am3d="http://schemas.microsoft.com/office/drawing/2017/model3d" xmlns:oel="http://schemas.microsoft.com/office/2019/extlst" xmlns:r="http://schemas.openxmlformats.org/officeDocument/2006/relationships" xmlns:wp14="http://schemas.microsoft.com/office/word/2010/wordprocessingDrawing" xmlns:wp="http://schemas.openxmlformats.org/drawingml/2006/wordprocessingDrawing" xmlns:wpg="http://schemas.microsoft.com/office/word/2010/wordprocessingGroup" xmlns:wpi="http://schemas.microsoft.com/office/word/2010/wordprocessingInk" xmlns:wps="http://schemas.microsoft.com/office/word/2010/wordprocessingShape" xmlns:o="urn:schemas-microsoft-com:office:office" xmlns:v="urn:schemas-microsoft-com:vml" xmlns:w10="urn:schemas-microsoft-com:office:word" xmlns:w="http://schemas.openxmlformats.org/wordprocessingml/2006/main" xmlns:w14="http://schemas.microsoft.com/office/word/2010/wordml" xmlns:w15="http://schemas.microsoft.com/office/word/2012/wordml" xmlns:w16cex="http://schemas.microsoft.com/office/word/2018/wordml/cex" xmlns:w16cid="http://schemas.microsoft.com/office/word/2016/wordml/cid" xmlns:w16="http://schemas.microsoft.com/office/word/2018/wordml" xmlns:w16sdtdh="http://schemas.microsoft.com/office/word/2020/wordml/sdtdatahash" xmlns:w16sdtfl="http://schemas.microsoft.com/office/word/2024/wordml/sdtformatlock" xmlns:w16se="http://schemas.microsoft.com/office/word/2015/wordml/symex" xmlns:w16du="http://schemas.microsoft.com/office/word/2023/wordml/word16du" xmlns:wne="http://schemas.microsoft.com/office/word/2006/wordml" mc:Ignorable="w14 w15 w16se w16cid w16 w16cex w16sdtdh w16sdtfl w16du wp14">
   <w:p>
     <w:pPr>
       <w:pStyle w:val="Header"/>
